--- a/docs/study-guides/chapter-2/word/Lesson-2-11-Fluently-Subtract-within-1000.docx
+++ b/docs/study-guides/chapter-2/word/Lesson-2-11-Fluently-Subtract-within-1000.docx
@@ -3243,7 +3243,7 @@
                 <w:sz w:val="25"/>
                 <w:szCs w:val="25"/>
               </w:rPr>
-              <w:t xml:space="preserve">A theater has 486 seats. 713 people want tickets. How many more people want tickets than there are seats?</w:t>
+              <w:t xml:space="preserve">713 people want tickets to a show. The theater has 227 fewer seats than that. How many seats does the theater have?</w:t>
             </w:r>
           </w:p>
           <w:p>
@@ -3265,7 +3265,7 @@
                 <w:sz w:val="25"/>
                 <w:szCs w:val="25"/>
               </w:rPr>
-              <w:t xml:space="preserve">More people: </w:t>
+              <w:t xml:space="preserve">Seats: </w:t>
             </w:r>
             <w:r>
               <w:rPr>
@@ -4512,7 +4512,7 @@
                 <w:sz w:val="21"/>
                 <w:szCs w:val="21"/>
               </w:rPr>
-              <w:t xml:space="preserve">713 − 486 = </w:t>
+              <w:t xml:space="preserve">713 − 227 = </w:t>
             </w:r>
             <w:r>
               <w:rPr>
@@ -4522,7 +4522,7 @@
                 <w:sz w:val="21"/>
                 <w:szCs w:val="21"/>
               </w:rPr>
-              <w:t xml:space="preserve">227</w:t>
+              <w:t xml:space="preserve">486</w:t>
             </w:r>
             <w:r>
               <w:rPr>
@@ -4530,7 +4530,23 @@
                 <w:sz w:val="21"/>
                 <w:szCs w:val="21"/>
               </w:rPr>
-              <w:t xml:space="preserve"> more people</w:t>
+              <w:t xml:space="preserve"> seats</w:t>
+            </w:r>
+          </w:p>
+          <w:p>
+            <w:pPr>
+              <w:keepLines/>
+              <w:spacing w:after="0" w:before="0" w:line="264"/>
+            </w:pPr>
+            <w:r>
+              <w:rPr>
+                <w:rFonts w:ascii="Arial" w:cs="Arial" w:eastAsia="Arial" w:hAnsi="Arial"/>
+                <w:i/>
+                <w:iCs/>
+                <w:sz w:val="19"/>
+                <w:szCs w:val="19"/>
+              </w:rPr>
+              <w:t xml:space="preserve">“227 fewer than 713” means 713 − 227.</w:t>
             </w:r>
           </w:p>
         </w:tc>
